--- a/articles/2026-08-08.docx
+++ b/articles/2026-08-08.docx
@@ -744,7 +744,7 @@
     </w:p>
     <w:p>
       <w:pPr>
-        <w:spacing w:after="160"/>
+        <w:spacing w:after="40"/>
       </w:pPr>
       <w:r>
         <w:rPr>
@@ -753,8 +753,27 @@
           <w:sz w:val="18"/>
           <w:rFonts w:eastAsia="Microsoft YaHei" w:ascii="Calibri" w:hAnsi="Calibri"/>
         </w:rPr>
-        <w:t>来源：BBC Mundo / El País 简化版 · 共 10 段 · 5 道阅读题</w:t>
-      </w:r>
+        <w:t xml:space="preserve">来源：BBC Mundo / El País 简化版 · 10 段 · 5 道阅读题  </w:t>
+      </w:r>
+    </w:p>
+    <w:p>
+      <w:pPr>
+        <w:spacing w:after="160"/>
+      </w:pPr>
+      <w:hyperlink r:id="rId9">
+        <w:r>
+          <w:rPr>
+            <w:rFonts w:ascii="Microsoft YaHei" w:hAnsi="Microsoft YaHei" w:eastAsia="Microsoft YaHei"/>
+            <w:sz w:val="20"/>
+            <w:szCs w:val="20"/>
+            <w:color w:val="0066CC"/>
+            <w:b/>
+            <w:bCs/>
+            <w:u w:val="single"/>
+          </w:rPr>
+          <w:t xml:space="preserve">🔗 BBC Mundo / El País 简化版 原文链接（点击打开）</w:t>
+        </w:r>
+      </w:hyperlink>
     </w:p>
     <w:p>
       <w:pPr>
@@ -3238,7 +3257,7 @@
     </w:p>
     <w:p>
       <w:pPr>
-        <w:spacing w:after="160"/>
+        <w:spacing w:after="40"/>
       </w:pPr>
       <w:r>
         <w:rPr>
@@ -3247,8 +3266,27 @@
           <w:sz w:val="18"/>
           <w:rFonts w:eastAsia="Microsoft YaHei" w:ascii="Calibri" w:hAnsi="Calibri"/>
         </w:rPr>
-        <w:t>来源：20minutos 生活版 · 共 10 段 · 5 道阅读题</w:t>
-      </w:r>
+        <w:t xml:space="preserve">来源：20minutos 生活版 · 10 段 · 5 道阅读题  </w:t>
+      </w:r>
+    </w:p>
+    <w:p>
+      <w:pPr>
+        <w:spacing w:after="160"/>
+      </w:pPr>
+      <w:hyperlink r:id="rId10">
+        <w:r>
+          <w:rPr>
+            <w:rFonts w:ascii="Microsoft YaHei" w:hAnsi="Microsoft YaHei" w:eastAsia="Microsoft YaHei"/>
+            <w:sz w:val="20"/>
+            <w:szCs w:val="20"/>
+            <w:color w:val="0066CC"/>
+            <w:b/>
+            <w:bCs/>
+            <w:u w:val="single"/>
+          </w:rPr>
+          <w:t xml:space="preserve">🔗 20minutos 生活版 原文链接（点击打开）</w:t>
+        </w:r>
+      </w:hyperlink>
     </w:p>
     <w:p>
       <w:pPr>
@@ -6055,7 +6093,7 @@
     </w:p>
     <w:p>
       <w:pPr>
-        <w:spacing w:after="160"/>
+        <w:spacing w:after="40"/>
       </w:pPr>
       <w:r>
         <w:rPr>
@@ -6064,8 +6102,27 @@
           <w:sz w:val="18"/>
           <w:rFonts w:eastAsia="Microsoft YaHei" w:ascii="Calibri" w:hAnsi="Calibri"/>
         </w:rPr>
-        <w:t>来源：El País / BBC Mundo · 共 15 段 · 5 道阅读题</w:t>
-      </w:r>
+        <w:t xml:space="preserve">来源：El País / BBC Mundo · 15 段 · 5 道阅读题  </w:t>
+      </w:r>
+    </w:p>
+    <w:p>
+      <w:pPr>
+        <w:spacing w:after="160"/>
+      </w:pPr>
+      <w:hyperlink r:id="rId11">
+        <w:r>
+          <w:rPr>
+            <w:rFonts w:ascii="Microsoft YaHei" w:hAnsi="Microsoft YaHei" w:eastAsia="Microsoft YaHei"/>
+            <w:sz w:val="20"/>
+            <w:szCs w:val="20"/>
+            <w:color w:val="0066CC"/>
+            <w:b/>
+            <w:bCs/>
+            <w:u w:val="single"/>
+          </w:rPr>
+          <w:t xml:space="preserve">🔗 El País / BBC Mundo 原文链接（点击打开）</w:t>
+        </w:r>
+      </w:hyperlink>
     </w:p>
     <w:p>
       <w:pPr>
@@ -10561,7 +10618,7 @@
     </w:p>
     <w:p>
       <w:pPr>
-        <w:spacing w:after="160"/>
+        <w:spacing w:after="40"/>
       </w:pPr>
       <w:r>
         <w:rPr>
@@ -10570,8 +10627,27 @@
           <w:sz w:val="18"/>
           <w:rFonts w:eastAsia="Microsoft YaHei" w:ascii="Calibri" w:hAnsi="Calibri"/>
         </w:rPr>
-        <w:t>来源：El País / La Vanguardia · 共 15 段 · 5 道阅读题</w:t>
-      </w:r>
+        <w:t xml:space="preserve">来源：El País / La Vanguardia · 15 段 · 5 道阅读题  </w:t>
+      </w:r>
+    </w:p>
+    <w:p>
+      <w:pPr>
+        <w:spacing w:after="160"/>
+      </w:pPr>
+      <w:hyperlink r:id="rId12">
+        <w:r>
+          <w:rPr>
+            <w:rFonts w:ascii="Microsoft YaHei" w:hAnsi="Microsoft YaHei" w:eastAsia="Microsoft YaHei"/>
+            <w:sz w:val="20"/>
+            <w:szCs w:val="20"/>
+            <w:color w:val="0066CC"/>
+            <w:b/>
+            <w:bCs/>
+            <w:u w:val="single"/>
+          </w:rPr>
+          <w:t xml:space="preserve">🔗 El País / La Vanguardia 原文链接（点击打开）</w:t>
+        </w:r>
+      </w:hyperlink>
     </w:p>
     <w:p>
       <w:pPr>
